--- a/klagomål/A 30892-2026 FSC-klagomål.docx
+++ b/klagomål/A 30892-2026 FSC-klagomål.docx
@@ -999,7 +999,7 @@
     <w:r>
       <w:tab/>
       <w:tab/>
-      <w:t>2026-07-13</w:t>
+      <w:t>2026-07-14</w:t>
       <w:br/>
       <w:br/>
     </w:r>

--- a/klagomål/A 30892-2026 FSC-klagomål.docx
+++ b/klagomål/A 30892-2026 FSC-klagomål.docx
@@ -999,7 +999,7 @@
     <w:r>
       <w:tab/>
       <w:tab/>
-      <w:t>2026-07-14</w:t>
+      <w:t>2026-07-15</w:t>
       <w:br/>
       <w:br/>
     </w:r>

--- a/klagomål/A 30892-2026 FSC-klagomål.docx
+++ b/klagomål/A 30892-2026 FSC-klagomål.docx
@@ -999,7 +999,7 @@
     <w:r>
       <w:tab/>
       <w:tab/>
-      <w:t>2026-07-15</w:t>
+      <w:t>2026-07-16</w:t>
       <w:br/>
       <w:br/>
     </w:r>

--- a/klagomål/A 30892-2026 FSC-klagomål.docx
+++ b/klagomål/A 30892-2026 FSC-klagomål.docx
@@ -999,7 +999,7 @@
     <w:r>
       <w:tab/>
       <w:tab/>
-      <w:t>2026-07-16</w:t>
+      <w:t>2026-07-17</w:t>
       <w:br/>
       <w:br/>
     </w:r>

--- a/klagomål/A 30892-2026 FSC-klagomål.docx
+++ b/klagomål/A 30892-2026 FSC-klagomål.docx
@@ -999,7 +999,7 @@
     <w:r>
       <w:tab/>
       <w:tab/>
-      <w:t>2026-07-17</w:t>
+      <w:t>2026-07-18</w:t>
       <w:br/>
       <w:br/>
     </w:r>

--- a/klagomål/A 30892-2026 FSC-klagomål.docx
+++ b/klagomål/A 30892-2026 FSC-klagomål.docx
@@ -999,7 +999,7 @@
     <w:r>
       <w:tab/>
       <w:tab/>
-      <w:t>2026-07-18</w:t>
+      <w:t>2026-07-19</w:t>
       <w:br/>
       <w:br/>
     </w:r>

--- a/klagomål/A 30892-2026 FSC-klagomål.docx
+++ b/klagomål/A 30892-2026 FSC-klagomål.docx
@@ -999,7 +999,7 @@
     <w:r>
       <w:tab/>
       <w:tab/>
-      <w:t>2026-07-19</w:t>
+      <w:t>2026-07-20</w:t>
       <w:br/>
       <w:br/>
     </w:r>

--- a/klagomål/A 30892-2026 FSC-klagomål.docx
+++ b/klagomål/A 30892-2026 FSC-klagomål.docx
@@ -999,7 +999,7 @@
     <w:r>
       <w:tab/>
       <w:tab/>
-      <w:t>2026-07-20</w:t>
+      <w:t>2026-07-21</w:t>
       <w:br/>
       <w:br/>
     </w:r>

--- a/klagomål/A 30892-2026 FSC-klagomål.docx
+++ b/klagomål/A 30892-2026 FSC-klagomål.docx
@@ -999,7 +999,7 @@
     <w:r>
       <w:tab/>
       <w:tab/>
-      <w:t>2026-07-21</w:t>
+      <w:t>2026-07-22</w:t>
       <w:br/>
       <w:br/>
     </w:r>

--- a/klagomål/A 30892-2026 FSC-klagomål.docx
+++ b/klagomål/A 30892-2026 FSC-klagomål.docx
@@ -999,7 +999,7 @@
     <w:r>
       <w:tab/>
       <w:tab/>
-      <w:t>2026-07-22</w:t>
+      <w:t>2026-07-23</w:t>
       <w:br/>
       <w:br/>
     </w:r>

--- a/klagomål/A 30892-2026 FSC-klagomål.docx
+++ b/klagomål/A 30892-2026 FSC-klagomål.docx
@@ -999,7 +999,7 @@
     <w:r>
       <w:tab/>
       <w:tab/>
-      <w:t>2026-07-23</w:t>
+      <w:t>2026-07-24</w:t>
       <w:br/>
       <w:br/>
     </w:r>

--- a/klagomål/A 30892-2026 FSC-klagomål.docx
+++ b/klagomål/A 30892-2026 FSC-klagomål.docx
@@ -999,7 +999,7 @@
     <w:r>
       <w:tab/>
       <w:tab/>
-      <w:t>2026-07-24</w:t>
+      <w:t>2026-07-25</w:t>
       <w:br/>
       <w:br/>
     </w:r>

--- a/klagomål/A 30892-2026 FSC-klagomål.docx
+++ b/klagomål/A 30892-2026 FSC-klagomål.docx
@@ -999,7 +999,7 @@
     <w:r>
       <w:tab/>
       <w:tab/>
-      <w:t>2026-07-25</w:t>
+      <w:t>2026-07-26</w:t>
       <w:br/>
       <w:br/>
     </w:r>

--- a/klagomål/A 30892-2026 FSC-klagomål.docx
+++ b/klagomål/A 30892-2026 FSC-klagomål.docx
@@ -999,7 +999,7 @@
     <w:r>
       <w:tab/>
       <w:tab/>
-      <w:t>2026-07-26</w:t>
+      <w:t>2026-07-27</w:t>
       <w:br/>
       <w:br/>
     </w:r>

--- a/klagomål/A 30892-2026 FSC-klagomål.docx
+++ b/klagomål/A 30892-2026 FSC-klagomål.docx
@@ -999,7 +999,7 @@
     <w:r>
       <w:tab/>
       <w:tab/>
-      <w:t>2026-07-27</w:t>
+      <w:t>2026-07-28</w:t>
       <w:br/>
       <w:br/>
     </w:r>

--- a/klagomål/A 30892-2026 FSC-klagomål.docx
+++ b/klagomål/A 30892-2026 FSC-klagomål.docx
@@ -999,7 +999,7 @@
     <w:r>
       <w:tab/>
       <w:tab/>
-      <w:t>2026-07-28</w:t>
+      <w:t>2026-07-29</w:t>
       <w:br/>
       <w:br/>
     </w:r>

--- a/klagomål/A 30892-2026 FSC-klagomål.docx
+++ b/klagomål/A 30892-2026 FSC-klagomål.docx
@@ -178,7 +178,7 @@
       <w:r>
         <w:drawing>
           <wp:inline xmlns:a="http://schemas.openxmlformats.org/drawingml/2006/main" xmlns:pic="http://schemas.openxmlformats.org/drawingml/2006/picture">
-            <wp:extent cx="5486400" cy="5490171"/>
+            <wp:extent cx="5371441" cy="5724000"/>
             <wp:docPr id="1" name="Picture 1"/>
             <wp:cNvGraphicFramePr>
               <a:graphicFrameLocks noChangeAspect="1"/>
@@ -199,7 +199,7 @@
                   <pic:spPr>
                     <a:xfrm>
                       <a:off x="0" y="0"/>
-                      <a:ext cx="5486400" cy="5490171"/>
+                      <a:ext cx="5371441" cy="5724000"/>
                     </a:xfrm>
                     <a:prstGeom prst="rect"/>
                   </pic:spPr>
@@ -216,12 +216,12 @@
         <w:spacing w:after="240"/>
       </w:pPr>
       <w:r>
-        <w:t>Figur 1. Fyndplatser för naturvårdsarter i avverkningsanmälan. Markörer utan svart kant är placerade på fyndplatsen. Markörer med svart kant är placerade vid sidan av fyndplatsen har ett svart streck som visar fyndplatsens exakta position. Kartans mittpunktskoordinat är N 6831102, E 497068 i SWEREF 99 TM.</w:t>
+        <w:t>Figur 1. Fyndplatser för naturvårdsarter i och inom 22 meter från avverkningsanmälan. Markörer utan svart kant är placerade på fyndplatsen. Markörer med svart kant är placerade vid sidan av fyndplatsen har ett svart streck som visar fyndplatsens exakta position. Kartans mittpunktskoordinat är N 6831102, E 497068 i SWEREF 99 TM.</w:t>
       </w:r>
     </w:p>
     <w:p>
       <w:r>
-        <w:t>I avverkningsanmälan finns fynd av 1 naturvårdsarter, varav 1 är rödlistad, 1 är fridlyst och 1 är typisk (T): knärot (VU, T, §8). Se Figur 1.</w:t>
+        <w:t>I och inom 22 meter från avverkningsanmälan finns fynd av 12 naturvårdsarter, varav 11 är rödlistade, 2 är fridlysta och 9 är typiska (T): fläckporing (VU, T), garnlav (VU, T), gräddporing (VU, T), knärot (VU, T, §8), dvärgbägarlav (NT, T), kolflarnlav (NT, T), mörk kolflarnlav (NT), nordtagging (NT), vaddporing (NT), vedskivlav (NT, T), violettgrå tagellav (NT, T) och tofsmes (T, §4). Se Figur 1.</w:t>
       </w:r>
     </w:p>
     <w:p>
@@ -252,10 +252,30 @@
         <w:rPr>
           <w:b/>
         </w:rPr>
-        <w:t>Knärot (VU, §8)</w:t>
-      </w:r>
-      <w:r>
-        <w:t xml:space="preserve"> är typisk art för </w:t>
+        <w:t>Fläckporing (VU)</w:t>
+      </w:r>
+      <w:r>
+        <w:t xml:space="preserve"> är en mycket bra signalart som visar på tallnaturskogar med höga naturvärden. Den är placerad högst upp i Skogsstyrelsens värdepyramid för bedömning av skog med höga naturvärden och indikerar områden som är mer eller mindre opåverkade av skogsbruk och där det funnits en kontinuitet av tallågor i olika nedbrytningsstadier. För att på lång sikt bibehålla livskraftiga populationer i ett område behövs troligen större skyddade områden som tillåter att man upprätthåller en naturlig branddynamik. Fläckporing är typisk art för </w:t>
+      </w:r>
+      <w:r>
+        <w:rPr>
+          <w:i/>
+        </w:rPr>
+        <w:t>9010 Taiga</w:t>
+      </w:r>
+      <w:r>
+        <w:t xml:space="preserve"> (SLU Artdatabanken, 2024; Nitare &amp; Skogsstyrelsen, 2019).</w:t>
+      </w:r>
+    </w:p>
+    <w:p>
+      <w:r>
+        <w:rPr>
+          <w:b/>
+        </w:rPr>
+        <w:t>Garnlav (VU)</w:t>
+      </w:r>
+      <w:r>
+        <w:t xml:space="preserve"> är en utpräglad barrskogsart som ibland kan drapera träden i norrländska grannaturskogar med hög luftfuktighet. Den förekommer även i talldominerade bestånd där den, förutom i trädens grenverk, påträffas hängande över ojämnheter i tallbarken. Arten har minskat starkt i södra och mellersta Sverige och den minskar även i sitt nordliga utbredningsområde. Minskningstakten uppgår till 30 (20–50) % inom 50 år och överstiger gränsvärdet för Sårbar (VU). Orsaken till tillbakagången beror främst på slutavverkningar av naturskogsartade skogar. Bestånd med riklig förekomst bör regelmässigt sparas, vilket även gynnar flera andra sällsynta och rödlistade arter. Garnlav är värdväxt för den mycket sällsynta och akut hotade fjärilen barrskogslavfly (CR) som hör hemma i boreala barrskogar med riklig förekomst av värdväxten. Tidigare kunde arten konstateras årligen på flera platser vid Dala-Floda i Dalarna innan lokalerna kalavverkades. Senaste fyndet i landet av barrskogslavfly är från år 2000 då den påträffades vid Högberget i Sollefteå kommun. Garnlav är typisk art för </w:t>
       </w:r>
       <w:r>
         <w:rPr>
@@ -270,6 +290,55 @@
         <w:rPr>
           <w:i/>
         </w:rPr>
+        <w:t xml:space="preserve"> 9070 Trädklädd betesmark</w:t>
+      </w:r>
+      <w:r>
+        <w:t xml:space="preserve"> (SLU Artdatabanken, 2026).</w:t>
+      </w:r>
+    </w:p>
+    <w:p>
+      <w:r>
+        <w:rPr>
+          <w:b/>
+        </w:rPr>
+        <w:t>Gräddporing (VU)</w:t>
+      </w:r>
+      <w:r>
+        <w:t xml:space="preserve"> växer nästan enbart i urskogsartad barrskog på gamla, kraftigt murkna, grova och mossbelupna tallågor i något fuktiga och skuggiga lägen. Arten är placerad högst upp i Skogsstyrelsens värdepyramid för bedömning av skog med höga naturvärden och indikerar gamla och relativt orörda tallnaturskogar med höga naturvärden där det under låg tid kontinuerligt funnits inslag av grova tallågor. För att på sikt hejda artens vikande trend behöver merparten av gräddporingens nu kända växtplatser undantas från skogsbruk. Gräddporing är typisk art för </w:t>
+      </w:r>
+      <w:r>
+        <w:rPr>
+          <w:i/>
+        </w:rPr>
+        <w:t>9010 Taiga</w:t>
+      </w:r>
+      <w:r>
+        <w:t xml:space="preserve"> (SLU Artdatabanken, 2024; Nitare &amp; Skogsstyrelsen, 2019).</w:t>
+      </w:r>
+    </w:p>
+    <w:p>
+      <w:r>
+        <w:rPr>
+          <w:b/>
+        </w:rPr>
+        <w:t>Knärot (VU, §8)</w:t>
+      </w:r>
+      <w:r>
+        <w:t xml:space="preserve"> är typisk art för </w:t>
+      </w:r>
+      <w:r>
+        <w:rPr>
+          <w:i/>
+        </w:rPr>
+        <w:t xml:space="preserve">9010 Taiga </w:t>
+      </w:r>
+      <w:r>
+        <w:t>och</w:t>
+      </w:r>
+      <w:r>
+        <w:rPr>
+          <w:i/>
+        </w:rPr>
         <w:t xml:space="preserve"> 9050 Näringsrik granskog</w:t>
       </w:r>
       <w:r>
@@ -296,7 +365,7 @@
     </w:p>
     <w:p>
       <w:r>
-        <w:t>I det avverkningsanmälda området finns 2 fyndplatser för knärot registrerade på Artportalen. Figur 2 visar gränserna för buffertzoner på 50 m, som behöver lämnas kring fyndplatserna för att knärotslokalerna inte ska försvinna vid en avverkning. Av det avverkningsanmälda området överlappar 0.75 ha med buffertzonerna och får av detta skäl inte avverkas.</w:t>
+        <w:t>I det avverkningsanmälda området finns 6 fyndplatser för knärot registrerade på Artportalen. Figur 2 visar gränserna för buffertzoner på 50 m, som behöver lämnas kring fyndplatserna för att knärotslokalerna inte ska försvinna vid en avverkning. Av det avverkningsanmälda området överlappar 2.39 ha med buffertzonerna och får av detta skäl inte avverkas.</w:t>
       </w:r>
     </w:p>
     <w:p>
@@ -348,6 +417,139 @@
       </w:r>
     </w:p>
     <w:p>
+      <w:r>
+        <w:rPr>
+          <w:b/>
+        </w:rPr>
+        <w:t>Dvärgbägarlav (NT)</w:t>
+      </w:r>
+      <w:r>
+        <w:t xml:space="preserve"> förekommer över hela Sverige på gammal hård ved, huvudsakligen på tall men i södra Sverige även på ek. Veden utgörs framförallt av grova stubbar, lågor och grenar. Substratet har blivit sällsyntare och nybildning av substrat sker bara i begränsad omfattning. Arten hotas av att grova lågor blir allt sällsyntare i dagens kulturskogar samt att nybildningen av lämpliga substrat går mycket långsamt. En riklig tillgång på gamla tall- eller eklågor måste säkerställas på artens lokaler. Dvärgbägarlav är typisk art för </w:t>
+      </w:r>
+      <w:r>
+        <w:rPr>
+          <w:i/>
+        </w:rPr>
+        <w:t>9010 Taiga</w:t>
+      </w:r>
+      <w:r>
+        <w:t xml:space="preserve"> (SLU Artdatabanken, 2024; Nitare &amp; Skogsstyrelsen, 2019).</w:t>
+      </w:r>
+    </w:p>
+    <w:p>
+      <w:r>
+        <w:rPr>
+          <w:b/>
+        </w:rPr>
+        <w:t>Kolflarnlav (NT)</w:t>
+      </w:r>
+      <w:r>
+        <w:t xml:space="preserve"> är brandberoende och växer nästan uteslutande på kolad hård kärnved av tall. Etableringen verkar ske först 100–300 år efter brand och nytt substrat nybildas i mycket begränsad omfattning. Avverkning av tallskog av naturskogskaraktär med spår av återkommande bränder är ett hot och mängden lämplig ved att växa på för arten minskar dels på grund av naturlig nedbrytning men framförallt på grund av att det förstörs i samband med slutavverkningar, gallringar och markberedning. Såväl kolflarnlav som mörk kolflarnlav har glänsande bålfjäll och förekommer främst i tall- och blandbarrskogar av naturskogskaraktär med spår av återkommande bränder. Skogar som dessa hyser höga biologiska värden och bör skyddas. Kolflarnlav är typisk art för </w:t>
+      </w:r>
+      <w:r>
+        <w:rPr>
+          <w:i/>
+        </w:rPr>
+        <w:t>9010 Taiga</w:t>
+      </w:r>
+      <w:r>
+        <w:t xml:space="preserve"> (SLU Artdatabanken, 2024).</w:t>
+      </w:r>
+    </w:p>
+    <w:p>
+      <w:r>
+        <w:rPr>
+          <w:b/>
+        </w:rPr>
+        <w:t>Mörk kolflarnlav (NT)</w:t>
+      </w:r>
+      <w:r>
+        <w:t xml:space="preserve"> är brandberoende och växer nästan uteslutande på kolad hård kärnved av tall. Arten förekommer främst i glesa, öppna tall- och blandbarrskogar av naturskogskaraktär och etableringen verkar ske sent efter brand, kanske först efter 100–300 år. Mörk kolflarnlav indikerar skog med höga naturvärden och vanligast är att den påträffas på rester av nedbrunna torrakor och högstubbar och lågstubbar som är så grova att hela innandömet är urbränt. Tall- och blandbarrskogar av naturskogskaraktär med spår av återkommande bränder hyser höga biologiska värden och bör skyddas (SLU Artdatabanken, 2024).</w:t>
+      </w:r>
+    </w:p>
+    <w:p>
+      <w:r>
+        <w:rPr>
+          <w:b/>
+        </w:rPr>
+        <w:t>Nordtagging (NT)</w:t>
+      </w:r>
+      <w:r>
+        <w:t xml:space="preserve"> växer främst på tallågor av grövre dimensioner och påträffas huvudsakligen i äldre skog som inte kalavverkats. Nordtaggingen missgynnas av att områden med äldre tallskog har minskat starkt. Bekämpning av skogsbränder, samtidigt som skogsbruket omvandlar naturligt glesa tallbestånd till likartade och betydligt tätare bestånd, har missgynnat arten. Bristen på gamla tallågor utgör på sikt ett allvarligt hot och återskapandet av lämpliga biotoper tar mycket lång tid. Områden med olikåldriga bestånd av tall och med stort inslag av äldre träd bör undantas från skoglig produktion (SLU Artdatabanken, 2024).</w:t>
+      </w:r>
+    </w:p>
+    <w:p>
+      <w:r>
+        <w:rPr>
+          <w:b/>
+        </w:rPr>
+        <w:t xml:space="preserve">Vaddporing (NT) </w:t>
+      </w:r>
+      <w:r>
+        <w:t>är en brunrötande vednedbrytare som hittas på undersidan av liggande murken tallved i olika former. Substratet utgörs framför allt av den typ av hård, kådimpregnerad och ofta kolad tallved som skapas i brandpräglad skog. Vedtypen nybildas i mycket liten omfattning och det är sannolikt att arten upplever en utdöendeskuld. För att garantera artens fortlevnad bör man både säkra att artens växtplatser hålls intakta samt att långsiktigt säkerställa att ny ved tillkommer, allra helst i omedelbar anslutning till artens växtplatser. Skoglig gallring och annat uttag av virke innebär ett hot mot arten (SLU Artdatabanken, 2024).</w:t>
+      </w:r>
+    </w:p>
+    <w:p>
+      <w:r>
+        <w:rPr>
+          <w:b/>
+        </w:rPr>
+        <w:t>Vedskivlav (NT)</w:t>
+      </w:r>
+      <w:r>
+        <w:t xml:space="preserve"> växer på gammal, torr, exponerad, hård kärnved av framförallt tall i naturskogsartade bestånd. Avverkning av tallskog av naturskogskaraktär med spår av återkommande bränder är ett hot. Mängden lämplig ved att växa på för vedskivlav minskar, dels på grund av naturlig nedbrytning men framförallt på grund av att de förstörs i samband med slutavverkningar, gallringar och markberedning. Tall- och blandbarrskogar av naturskogskaraktär med spår av återkommande bränder bör skyddas. Vedskivlav är typisk art för </w:t>
+      </w:r>
+      <w:r>
+        <w:rPr>
+          <w:i/>
+        </w:rPr>
+        <w:t>9010 Taiga</w:t>
+      </w:r>
+      <w:r>
+        <w:t xml:space="preserve"> (SLU Artdatabanken, 2024).</w:t>
+      </w:r>
+    </w:p>
+    <w:p>
+      <w:r>
+        <w:rPr>
+          <w:b/>
+        </w:rPr>
+        <w:t>Violettgrå tagellav (NT)</w:t>
+      </w:r>
+      <w:r>
+        <w:t xml:space="preserve"> växer nästan uteslutande i gamla olikåldriga barrnaturskogar med lång skoglig kontinuitet och är en utmärkt signal på skog med höga naturvärden. Slutavverkning av tidigare aldrig slutavverkad skog (kontinuitetsskog) är det största hotet. Biotopen nyskapas i begränsad omfattning och barrskog äldre än 160 år, där den violettgrå tagellaven huvudsakligen påträffas har minskat med 50% de senaste 50 åren. Lågproduktiv skogsmark där laven förekommer bör undantas från skogsbruk och rika förekomster i äldre granskog bör skyddas. Arten är känslig för uttorkning och det är väsentligt att tillräckligt stora bestånd avsätts. Violettgrå tagellav är typisk art för </w:t>
+      </w:r>
+      <w:r>
+        <w:rPr>
+          <w:i/>
+        </w:rPr>
+        <w:t>9010 Taiga</w:t>
+      </w:r>
+      <w:r>
+        <w:t xml:space="preserve"> (SLU Artdatabanken, 2024; Nitare &amp; Skogsstyrelsen, 2019).</w:t>
+      </w:r>
+    </w:p>
+    <w:p>
+      <w:r>
+        <w:rPr>
+          <w:b/>
+        </w:rPr>
+        <w:t>Tofsmes (§4)</w:t>
+      </w:r>
+      <w:r>
+        <w:t xml:space="preserve"> häckar i barr- och blandskog, främst i tallskog. Tofsmes är typisk art för </w:t>
+      </w:r>
+      <w:r>
+        <w:rPr>
+          <w:i/>
+        </w:rPr>
+        <w:t xml:space="preserve">9010 Taiga </w:t>
+      </w:r>
+      <w:r>
+        <w:t>(SLU Artdatabanken, 2025).</w:t>
+      </w:r>
+    </w:p>
+    <w:p>
       <w:pPr>
         <w:pStyle w:val="Heading1"/>
       </w:pPr>
@@ -399,6 +601,22 @@
       <w:r>
         <w:t>I den avverkningsanmälda skogen har fridlysta arter sina livsmiljöer och växtplatser. Att skada de fridlysta arternas livsmiljöer, växtplatser eller ekologiska funktion är inte tillåtet enligt artskyddsförordningen.</w:t>
       </w:r>
+      <w:r>
+        <w:rPr>
+          <w:i/>
+        </w:rPr>
+        <w:t xml:space="preserve"> EU:s medlemsländer och skogsbolag är skyldiga att agera i enlighet med EU:s fågeldirektiv där det uttryckligen står att direktivet gäller för fåglar samt för deras ägg, bon och </w:t>
+      </w:r>
+      <w:r>
+        <w:rPr>
+          <w:b/>
+          <w:i/>
+        </w:rPr>
+        <w:t xml:space="preserve">livsmiljöer </w:t>
+      </w:r>
+      <w:r>
+        <w:t>(artikel 1). Vidare att de åtgärder som vidtas inte får leda till en försämring av den nuvarande situationen beträffande bevarandet av de fågelarter som avses i artikel 1 (artikel 13).</w:t>
+      </w:r>
     </w:p>
     <w:p>
       <w:r>
@@ -437,7 +655,7 @@
         <w:rPr>
           <w:i/>
         </w:rPr>
-        <w:t>I det avverkningsanmälda skogsområdet har 1 naturvårdsarter varav 1 rödlistade arter sina livsmiljöer och växtplatser.</w:t>
+        <w:t>I det avverkningsanmälda skogsområdet har 12 naturvårdsarter varav 11 rödlistade arter sina livsmiljöer och växtplatser.</w:t>
       </w:r>
     </w:p>
     <w:p>
@@ -999,7 +1217,7 @@
     <w:r>
       <w:tab/>
       <w:tab/>
-      <w:t>2026-07-29</w:t>
+      <w:t>2026-07-30</w:t>
       <w:br/>
       <w:br/>
     </w:r>

--- a/klagomål/A 30892-2026 FSC-klagomål.docx
+++ b/klagomål/A 30892-2026 FSC-klagomål.docx
@@ -1217,7 +1217,7 @@
     <w:r>
       <w:tab/>
       <w:tab/>
-      <w:t>2026-07-30</w:t>
+      <w:t>2026-07-31</w:t>
       <w:br/>
       <w:br/>
     </w:r>

--- a/klagomål/A 30892-2026 FSC-klagomål.docx
+++ b/klagomål/A 30892-2026 FSC-klagomål.docx
@@ -1217,7 +1217,7 @@
     <w:r>
       <w:tab/>
       <w:tab/>
-      <w:t>2026-07-31</w:t>
+      <w:t>2026-08-01</w:t>
       <w:br/>
       <w:br/>
     </w:r>

--- a/klagomål/A 30892-2026 FSC-klagomål.docx
+++ b/klagomål/A 30892-2026 FSC-klagomål.docx
@@ -1217,7 +1217,7 @@
     <w:r>
       <w:tab/>
       <w:tab/>
-      <w:t>2026-08-01</w:t>
+      <w:t>2026-08-02</w:t>
       <w:br/>
       <w:br/>
     </w:r>

--- a/klagomål/A 30892-2026 FSC-klagomål.docx
+++ b/klagomål/A 30892-2026 FSC-klagomål.docx
@@ -1217,7 +1217,7 @@
     <w:r>
       <w:tab/>
       <w:tab/>
-      <w:t>2026-08-02</w:t>
+      <w:t>2026-08-03</w:t>
       <w:br/>
       <w:br/>
     </w:r>

--- a/klagomål/A 30892-2026 FSC-klagomål.docx
+++ b/klagomål/A 30892-2026 FSC-klagomål.docx
@@ -1217,7 +1217,7 @@
     <w:r>
       <w:tab/>
       <w:tab/>
-      <w:t>2026-08-03</w:t>
+      <w:t>2026-08-05</w:t>
       <w:br/>
       <w:br/>
     </w:r>

--- a/klagomål/A 30892-2026 FSC-klagomål.docx
+++ b/klagomål/A 30892-2026 FSC-klagomål.docx
@@ -1217,7 +1217,7 @@
     <w:r>
       <w:tab/>
       <w:tab/>
-      <w:t>2026-08-05</w:t>
+      <w:t>2026-08-07</w:t>
       <w:br/>
       <w:br/>
     </w:r>

--- a/klagomål/A 30892-2026 FSC-klagomål.docx
+++ b/klagomål/A 30892-2026 FSC-klagomål.docx
@@ -1217,7 +1217,7 @@
     <w:r>
       <w:tab/>
       <w:tab/>
-      <w:t>2026-08-07</w:t>
+      <w:t>2026-08-08</w:t>
       <w:br/>
       <w:br/>
     </w:r>

--- a/klagomål/A 30892-2026 FSC-klagomål.docx
+++ b/klagomål/A 30892-2026 FSC-klagomål.docx
@@ -178,7 +178,7 @@
       <w:r>
         <w:drawing>
           <wp:inline xmlns:a="http://schemas.openxmlformats.org/drawingml/2006/main" xmlns:pic="http://schemas.openxmlformats.org/drawingml/2006/picture">
-            <wp:extent cx="5486400" cy="5490171"/>
+            <wp:extent cx="5371441" cy="5724000"/>
             <wp:docPr id="1" name="Picture 1"/>
             <wp:cNvGraphicFramePr>
               <a:graphicFrameLocks noChangeAspect="1"/>
@@ -199,7 +199,7 @@
                   <pic:spPr>
                     <a:xfrm>
                       <a:off x="0" y="0"/>
-                      <a:ext cx="5486400" cy="5490171"/>
+                      <a:ext cx="5371441" cy="5724000"/>
                     </a:xfrm>
                     <a:prstGeom prst="rect"/>
                   </pic:spPr>
@@ -216,12 +216,12 @@
         <w:spacing w:after="240"/>
       </w:pPr>
       <w:r>
-        <w:t>Figur 1. Fyndplatser för naturvårdsarter i avverkningsanmälan. Markörer utan svart kant är placerade på fyndplatsen. Markörer med svart kant är placerade vid sidan av fyndplatsen har ett svart streck som visar fyndplatsens exakta position. Kartans mittpunktskoordinat är N 6831102, E 497068 i SWEREF 99 TM.</w:t>
+        <w:t>Figur 1. Fyndplatser för naturvårdsarter i och inom 22 meter från avverkningsanmälan. Markörer utan svart kant är placerade på fyndplatsen. Markörer med svart kant är placerade vid sidan av fyndplatsen och har ett svart streck som visar fyndplatsens exakta position. Kartans mittpunktskoordinat är N 6831102, E 497068 i SWEREF 99 TM.</w:t>
       </w:r>
     </w:p>
     <w:p>
       <w:r>
-        <w:t>I avverkningsanmälan finns fynd av 1 naturvårdsarter, varav 1 är rödlistad, 1 är fridlyst och 1 är typisk (T): knärot (VU, T, §8). Se Figur 1.</w:t>
+        <w:t>I och inom 22 meter från avverkningsanmälan finns fynd av 12 naturvårdsarter, varav 11 är rödlistade, 2 är fridlysta och 9 är typiska (T): fläckporing (VU, T), garnlav (VU, T), gräddporing (VU, T), knärot (VU, T, §8), dvärgbägarlav (NT, T), kolflarnlav (NT, T), mörk kolflarnlav (NT), nordtagging (NT), vaddporing (NT), vedskivlav (NT, T), violettgrå tagellav (NT, T) och tofsmes (T, §4). Se Figur 1.</w:t>
       </w:r>
     </w:p>
     <w:p>
@@ -252,10 +252,30 @@
         <w:rPr>
           <w:b/>
         </w:rPr>
-        <w:t>Knärot (VU, §8)</w:t>
-      </w:r>
-      <w:r>
-        <w:t xml:space="preserve"> är typisk art för </w:t>
+        <w:t>Fläckporing (VU)</w:t>
+      </w:r>
+      <w:r>
+        <w:t xml:space="preserve"> är en mycket bra signalart som visar på tallnaturskogar med höga naturvärden. Den är placerad högst upp i Skogsstyrelsens värdepyramid för bedömning av skog med höga naturvärden och indikerar områden som är mer eller mindre opåverkade av skogsbruk och där det funnits en kontinuitet av tallågor i olika nedbrytningsstadier. För att på lång sikt bibehålla livskraftiga populationer i ett område behövs troligen större skyddade områden som tillåter att man upprätthåller en naturlig branddynamik. Fläckporing är typisk art för </w:t>
+      </w:r>
+      <w:r>
+        <w:rPr>
+          <w:i/>
+        </w:rPr>
+        <w:t>9010 Taiga</w:t>
+      </w:r>
+      <w:r>
+        <w:t xml:space="preserve"> (SLU Artdatabanken, 2024; Nitare &amp; Skogsstyrelsen, 2019).</w:t>
+      </w:r>
+    </w:p>
+    <w:p>
+      <w:r>
+        <w:rPr>
+          <w:b/>
+        </w:rPr>
+        <w:t>Garnlav (VU)</w:t>
+      </w:r>
+      <w:r>
+        <w:t xml:space="preserve"> är en utpräglad barrskogsart som ibland kan drapera träden i norrländska grannaturskogar med hög luftfuktighet. Den förekommer även i talldominerade bestånd där den, förutom i trädens grenverk, påträffas hängande över ojämnheter i tallbarken. Arten har minskat starkt i södra och mellersta Sverige och den minskar även i sitt nordliga utbredningsområde. Minskningstakten uppgår till 30 (20–50) % inom 50 år och överstiger gränsvärdet för Sårbar (VU). Orsaken till tillbakagången beror främst på slutavverkningar av naturskogsartade skogar. Bestånd med riklig förekomst bör regelmässigt sparas, vilket även gynnar flera andra sällsynta och rödlistade arter. Garnlav är värdväxt för den mycket sällsynta och akut hotade fjärilen barrskogslavfly (CR) som hör hemma i boreala barrskogar med riklig förekomst av värdväxten. Tidigare kunde arten konstateras årligen på flera platser vid Dala-Floda i Dalarna innan lokalerna kalavverkades. Senaste fyndet i landet av barrskogslavfly är från år 2000 då den påträffades vid Högberget i Sollefteå kommun. Garnlav är typisk art för </w:t>
       </w:r>
       <w:r>
         <w:rPr>
@@ -270,6 +290,55 @@
         <w:rPr>
           <w:i/>
         </w:rPr>
+        <w:t xml:space="preserve"> 9070 Trädklädd betesmark</w:t>
+      </w:r>
+      <w:r>
+        <w:t xml:space="preserve"> (SLU Artdatabanken, 2026).</w:t>
+      </w:r>
+    </w:p>
+    <w:p>
+      <w:r>
+        <w:rPr>
+          <w:b/>
+        </w:rPr>
+        <w:t>Gräddporing (VU)</w:t>
+      </w:r>
+      <w:r>
+        <w:t xml:space="preserve"> växer nästan enbart i urskogsartad barrskog på gamla, kraftigt murkna, grova och mossbelupna tallågor i något fuktiga och skuggiga lägen. Arten är placerad högst upp i Skogsstyrelsens värdepyramid för bedömning av skog med höga naturvärden och indikerar gamla och relativt orörda tallnaturskogar med höga naturvärden där det under låg tid kontinuerligt funnits inslag av grova tallågor. För att på sikt hejda artens vikande trend behöver merparten av gräddporingens nu kända växtplatser undantas från skogsbruk. Gräddporing är typisk art för </w:t>
+      </w:r>
+      <w:r>
+        <w:rPr>
+          <w:i/>
+        </w:rPr>
+        <w:t>9010 Taiga</w:t>
+      </w:r>
+      <w:r>
+        <w:t xml:space="preserve"> (SLU Artdatabanken, 2024; Nitare &amp; Skogsstyrelsen, 2019).</w:t>
+      </w:r>
+    </w:p>
+    <w:p>
+      <w:r>
+        <w:rPr>
+          <w:b/>
+        </w:rPr>
+        <w:t>Knärot (VU, §8)</w:t>
+      </w:r>
+      <w:r>
+        <w:t xml:space="preserve"> är typisk art för </w:t>
+      </w:r>
+      <w:r>
+        <w:rPr>
+          <w:i/>
+        </w:rPr>
+        <w:t xml:space="preserve">9010 Taiga </w:t>
+      </w:r>
+      <w:r>
+        <w:t>och</w:t>
+      </w:r>
+      <w:r>
+        <w:rPr>
+          <w:i/>
+        </w:rPr>
         <w:t xml:space="preserve"> 9050 Näringsrik granskog</w:t>
       </w:r>
       <w:r>
@@ -296,7 +365,7 @@
     </w:p>
     <w:p>
       <w:r>
-        <w:t>I det avverkningsanmälda området finns 2 fyndplatser för knärot registrerade på Artportalen. Figur 2 visar gränserna för buffertzoner på 50 m, som behöver lämnas kring fyndplatserna för att knärotslokalerna inte ska försvinna vid en avverkning. Av det avverkningsanmälda området överlappar 0.75 ha med buffertzonerna och får av detta skäl inte avverkas.</w:t>
+        <w:t>I det avverkningsanmälda området finns 6 fyndplatser för knärot registrerade på Artportalen. Figur 2 visar gränserna för buffertzoner på 50 m, som behöver lämnas kring fyndplatserna för att knärotslokalerna inte ska försvinna vid en avverkning. Av det avverkningsanmälda området överlappar 2.39 ha med buffertzonerna och får av detta skäl inte avverkas.</w:t>
       </w:r>
     </w:p>
     <w:p>
@@ -348,6 +417,139 @@
       </w:r>
     </w:p>
     <w:p>
+      <w:r>
+        <w:rPr>
+          <w:b/>
+        </w:rPr>
+        <w:t>Dvärgbägarlav (NT)</w:t>
+      </w:r>
+      <w:r>
+        <w:t xml:space="preserve"> förekommer över hela Sverige på gammal hård ved, huvudsakligen på tall men i södra Sverige även på ek. Veden utgörs framförallt av grova stubbar, lågor och grenar. Substratet har blivit sällsyntare och nybildning av substrat sker bara i begränsad omfattning. Arten hotas av att grova lågor blir allt sällsyntare i dagens kulturskogar samt att nybildningen av lämpliga substrat går mycket långsamt. En riklig tillgång på gamla tall- eller eklågor måste säkerställas på artens lokaler. Dvärgbägarlav är typisk art för </w:t>
+      </w:r>
+      <w:r>
+        <w:rPr>
+          <w:i/>
+        </w:rPr>
+        <w:t>9010 Taiga</w:t>
+      </w:r>
+      <w:r>
+        <w:t xml:space="preserve"> (SLU Artdatabanken, 2024; Nitare &amp; Skogsstyrelsen, 2019).</w:t>
+      </w:r>
+    </w:p>
+    <w:p>
+      <w:r>
+        <w:rPr>
+          <w:b/>
+        </w:rPr>
+        <w:t>Kolflarnlav (NT)</w:t>
+      </w:r>
+      <w:r>
+        <w:t xml:space="preserve"> är brandberoende och växer nästan uteslutande på kolad hård kärnved av tall. Etableringen verkar ske först 100–300 år efter brand och nytt substrat nybildas i mycket begränsad omfattning. Avverkning av tallskog av naturskogskaraktär med spår av återkommande bränder är ett hot och mängden lämplig ved att växa på för arten minskar dels på grund av naturlig nedbrytning men framförallt på grund av att det förstörs i samband med slutavverkningar, gallringar och markberedning. Såväl kolflarnlav som mörk kolflarnlav har glänsande bålfjäll och förekommer främst i tall- och blandbarrskogar av naturskogskaraktär med spår av återkommande bränder. Skogar som dessa hyser höga biologiska värden och bör skyddas. Kolflarnlav är typisk art för </w:t>
+      </w:r>
+      <w:r>
+        <w:rPr>
+          <w:i/>
+        </w:rPr>
+        <w:t>9010 Taiga</w:t>
+      </w:r>
+      <w:r>
+        <w:t xml:space="preserve"> (SLU Artdatabanken, 2024).</w:t>
+      </w:r>
+    </w:p>
+    <w:p>
+      <w:r>
+        <w:rPr>
+          <w:b/>
+        </w:rPr>
+        <w:t>Mörk kolflarnlav (NT)</w:t>
+      </w:r>
+      <w:r>
+        <w:t xml:space="preserve"> är brandberoende och växer nästan uteslutande på kolad hård kärnved av tall. Arten förekommer främst i glesa, öppna tall- och blandbarrskogar av naturskogskaraktär och etableringen verkar ske sent efter brand, kanske först efter 100–300 år. Mörk kolflarnlav indikerar skog med höga naturvärden och vanligast är att den påträffas på rester av nedbrunna torrakor och högstubbar och lågstubbar som är så grova att hela innandömet är urbränt. Tall- och blandbarrskogar av naturskogskaraktär med spår av återkommande bränder hyser höga biologiska värden och bör skyddas (SLU Artdatabanken, 2024).</w:t>
+      </w:r>
+    </w:p>
+    <w:p>
+      <w:r>
+        <w:rPr>
+          <w:b/>
+        </w:rPr>
+        <w:t>Nordtagging (NT)</w:t>
+      </w:r>
+      <w:r>
+        <w:t xml:space="preserve"> växer främst på tallågor av grövre dimensioner och påträffas huvudsakligen i äldre skog som inte kalavverkats. Nordtaggingen missgynnas av att områden med äldre tallskog har minskat starkt. Bekämpning av skogsbränder, samtidigt som skogsbruket omvandlar naturligt glesa tallbestånd till likartade och betydligt tätare bestånd, har missgynnat arten. Bristen på gamla tallågor utgör på sikt ett allvarligt hot och återskapandet av lämpliga biotoper tar mycket lång tid. Områden med olikåldriga bestånd av tall och med stort inslag av äldre träd bör undantas från skoglig produktion (SLU Artdatabanken, 2024).</w:t>
+      </w:r>
+    </w:p>
+    <w:p>
+      <w:r>
+        <w:rPr>
+          <w:b/>
+        </w:rPr>
+        <w:t xml:space="preserve">Vaddporing (NT) </w:t>
+      </w:r>
+      <w:r>
+        <w:t>är en brunrötande vednedbrytare som hittas på undersidan av liggande murken tallved i olika former. Substratet utgörs framför allt av den typ av hård, kådimpregnerad och ofta kolad tallved som skapas i brandpräglad skog. Vedtypen nybildas i mycket liten omfattning och det är sannolikt att arten upplever en utdöendeskuld. För att garantera artens fortlevnad bör man både säkra att artens växtplatser hålls intakta samt att långsiktigt säkerställa att ny ved tillkommer, allra helst i omedelbar anslutning till artens växtplatser. Skoglig gallring och annat uttag av virke innebär ett hot mot arten (SLU Artdatabanken, 2024).</w:t>
+      </w:r>
+    </w:p>
+    <w:p>
+      <w:r>
+        <w:rPr>
+          <w:b/>
+        </w:rPr>
+        <w:t>Vedskivlav (NT)</w:t>
+      </w:r>
+      <w:r>
+        <w:t xml:space="preserve"> växer på gammal, torr, exponerad, hård kärnved av framförallt tall i naturskogsartade bestånd. Avverkning av tallskog av naturskogskaraktär med spår av återkommande bränder är ett hot. Mängden lämplig ved att växa på för vedskivlav minskar, dels på grund av naturlig nedbrytning men framförallt på grund av att de förstörs i samband med slutavverkningar, gallringar och markberedning. Tall- och blandbarrskogar av naturskogskaraktär med spår av återkommande bränder bör skyddas. Vedskivlav är typisk art för </w:t>
+      </w:r>
+      <w:r>
+        <w:rPr>
+          <w:i/>
+        </w:rPr>
+        <w:t>9010 Taiga</w:t>
+      </w:r>
+      <w:r>
+        <w:t xml:space="preserve"> (SLU Artdatabanken, 2024).</w:t>
+      </w:r>
+    </w:p>
+    <w:p>
+      <w:r>
+        <w:rPr>
+          <w:b/>
+        </w:rPr>
+        <w:t>Violettgrå tagellav (NT)</w:t>
+      </w:r>
+      <w:r>
+        <w:t xml:space="preserve"> växer nästan uteslutande i gamla olikåldriga barrnaturskogar med lång skoglig kontinuitet och är en utmärkt signal på skog med höga naturvärden. Slutavverkning av tidigare aldrig slutavverkad skog (kontinuitetsskog) är det största hotet. Biotopen nyskapas i begränsad omfattning och barrskog äldre än 160 år, där den violettgrå tagellaven huvudsakligen påträffas har minskat med 50% de senaste 50 åren. Lågproduktiv skogsmark där laven förekommer bör undantas från skogsbruk och rika förekomster i äldre granskog bör skyddas. Arten är känslig för uttorkning och det är väsentligt att tillräckligt stora bestånd avsätts. Violettgrå tagellav är typisk art för </w:t>
+      </w:r>
+      <w:r>
+        <w:rPr>
+          <w:i/>
+        </w:rPr>
+        <w:t>9010 Taiga</w:t>
+      </w:r>
+      <w:r>
+        <w:t xml:space="preserve"> (SLU Artdatabanken, 2024; Nitare &amp; Skogsstyrelsen, 2019).</w:t>
+      </w:r>
+    </w:p>
+    <w:p>
+      <w:r>
+        <w:rPr>
+          <w:b/>
+        </w:rPr>
+        <w:t>Tofsmes (§4)</w:t>
+      </w:r>
+      <w:r>
+        <w:t xml:space="preserve"> häckar i barr- och blandskog, främst i tallskog. Tofsmes är typisk art för </w:t>
+      </w:r>
+      <w:r>
+        <w:rPr>
+          <w:i/>
+        </w:rPr>
+        <w:t xml:space="preserve">9010 Taiga </w:t>
+      </w:r>
+      <w:r>
+        <w:t>(SLU Artdatabanken, 2025).</w:t>
+      </w:r>
+    </w:p>
+    <w:p>
       <w:pPr>
         <w:pStyle w:val="Heading1"/>
       </w:pPr>
@@ -399,6 +601,22 @@
       <w:r>
         <w:t>I den avverkningsanmälda skogen har fridlysta arter sina livsmiljöer och växtplatser. Att skada de fridlysta arternas livsmiljöer, växtplatser eller ekologiska funktion är inte tillåtet enligt artskyddsförordningen.</w:t>
       </w:r>
+      <w:r>
+        <w:rPr>
+          <w:i/>
+        </w:rPr>
+        <w:t xml:space="preserve"> EU:s medlemsländer och skogsbolag är skyldiga att agera i enlighet med EU:s fågeldirektiv där det uttryckligen står att direktivet gäller för fåglar samt för deras ägg, bon och </w:t>
+      </w:r>
+      <w:r>
+        <w:rPr>
+          <w:b/>
+          <w:i/>
+        </w:rPr>
+        <w:t xml:space="preserve">livsmiljöer </w:t>
+      </w:r>
+      <w:r>
+        <w:t>(artikel 1). Vidare att de åtgärder som vidtas inte får leda till en försämring av den nuvarande situationen beträffande bevarandet av de fågelarter som avses i artikel 1 (artikel 13).</w:t>
+      </w:r>
     </w:p>
     <w:p>
       <w:r>
@@ -437,7 +655,7 @@
         <w:rPr>
           <w:i/>
         </w:rPr>
-        <w:t>I det avverkningsanmälda skogsområdet har 1 naturvårdsarter varav 1 rödlistade arter sina livsmiljöer och växtplatser.</w:t>
+        <w:t>I det avverkningsanmälda skogsområdet har 12 naturvårdsarter varav 11 rödlistade arter sina livsmiljöer och växtplatser.</w:t>
       </w:r>
     </w:p>
     <w:p>
@@ -999,7 +1217,7 @@
     <w:r>
       <w:tab/>
       <w:tab/>
-      <w:t>2026-08-14</w:t>
+      <w:t>2026-08-15</w:t>
       <w:br/>
       <w:br/>
     </w:r>

--- a/klagomål/A 30892-2026 FSC-klagomål.docx
+++ b/klagomål/A 30892-2026 FSC-klagomål.docx
@@ -1217,7 +1217,7 @@
     <w:r>
       <w:tab/>
       <w:tab/>
-      <w:t>2026-08-15</w:t>
+      <w:t>2026-08-16</w:t>
       <w:br/>
       <w:br/>
     </w:r>

--- a/klagomål/A 30892-2026 FSC-klagomål.docx
+++ b/klagomål/A 30892-2026 FSC-klagomål.docx
@@ -1217,7 +1217,7 @@
     <w:r>
       <w:tab/>
       <w:tab/>
-      <w:t>2026-08-16</w:t>
+      <w:t>2026-08-17</w:t>
       <w:br/>
       <w:br/>
     </w:r>

--- a/klagomål/A 30892-2026 FSC-klagomål.docx
+++ b/klagomål/A 30892-2026 FSC-klagomål.docx
@@ -178,7 +178,7 @@
       <w:r>
         <w:drawing>
           <wp:inline xmlns:a="http://schemas.openxmlformats.org/drawingml/2006/main" xmlns:pic="http://schemas.openxmlformats.org/drawingml/2006/picture">
-            <wp:extent cx="5371441" cy="5724000"/>
+            <wp:extent cx="5473822" cy="5724000"/>
             <wp:docPr id="1" name="Picture 1"/>
             <wp:cNvGraphicFramePr>
               <a:graphicFrameLocks noChangeAspect="1"/>
@@ -199,7 +199,7 @@
                   <pic:spPr>
                     <a:xfrm>
                       <a:off x="0" y="0"/>
-                      <a:ext cx="5371441" cy="5724000"/>
+                      <a:ext cx="5473822" cy="5724000"/>
                     </a:xfrm>
                     <a:prstGeom prst="rect"/>
                   </pic:spPr>
@@ -216,12 +216,12 @@
         <w:spacing w:after="240"/>
       </w:pPr>
       <w:r>
-        <w:t>Figur 1. Fyndplatser för naturvårdsarter i och inom 22 meter från avverkningsanmälan. Markörer utan svart kant är placerade på fyndplatsen. Markörer med svart kant är placerade vid sidan av fyndplatsen och har ett svart streck som visar fyndplatsens exakta position. Kartans mittpunktskoordinat är N 6831102, E 497068 i SWEREF 99 TM.</w:t>
+        <w:t>Figur 1. Fyndplatser för naturvårdsarter i och inom 25 meter från avverkningsanmälan. Markörer utan svart kant är placerade på fyndplatsen. Markörer med svart kant är placerade vid sidan av fyndplatsen och har ett svart streck som visar fyndplatsens exakta position. Kartans mittpunktskoordinat är N 6831102, E 497068 i SWEREF 99 TM.</w:t>
       </w:r>
     </w:p>
     <w:p>
       <w:r>
-        <w:t>I och inom 22 meter från avverkningsanmälan finns fynd av 12 naturvårdsarter, varav 11 är rödlistade, 2 är fridlysta och 9 är typiska (T): fläckporing (VU, T), garnlav (VU, T), gräddporing (VU, T), knärot (VU, T, §8), dvärgbägarlav (NT, T), kolflarnlav (NT, T), mörk kolflarnlav (NT), nordtagging (NT), vaddporing (NT), vedskivlav (NT, T), violettgrå tagellav (NT, T) och tofsmes (T, §4). Se Figur 1.</w:t>
+        <w:t>I och inom 25 meter från avverkningsanmälan finns fynd av 15 naturvårdsarter, varav 12 är rödlistade, 3 är fridlysta, 11 är typiska (T) och 1 är signalart (S): fläckporing (VU, T), garnlav (VU, T), gräddporing (VU, T), knärot (VU, T, §8), dropptaggsvamp (NT, T), dvärgbägarlav (NT, T), kolflarnlav (NT, T), mörk kolflarnlav (NT), nordtagging (NT), vaddporing (NT), vedskivlav (NT, T), violettgrå tagellav (NT, T), mindre märgborre (S, T), tofsmes (T, §4) och fläcknycklar (§8). Se Figur 1.</w:t>
       </w:r>
     </w:p>
     <w:p>
@@ -365,7 +365,7 @@
     </w:p>
     <w:p>
       <w:r>
-        <w:t>I det avverkningsanmälda området finns 6 fyndplatser för knärot registrerade på Artportalen. Figur 2 visar gränserna för buffertzoner på 50 m, som behöver lämnas kring fyndplatserna för att knärotslokalerna inte ska försvinna vid en avverkning. Av det avverkningsanmälda området överlappar 2.39 ha med buffertzonerna och får av detta skäl inte avverkas.</w:t>
+        <w:t>I det avverkningsanmälda området finns 7 fyndplatser för knärot registrerade på Artportalen. Figur 2 visar gränserna för buffertzoner på 50 m, som behöver lämnas kring fyndplatserna för att knärotslokalerna inte ska försvinna vid en avverkning. Av det avverkningsanmälda området överlappar 2.82 ha med buffertzonerna och får av detta skäl inte avverkas.</w:t>
       </w:r>
     </w:p>
     <w:p>
@@ -421,6 +421,26 @@
         <w:rPr>
           <w:b/>
         </w:rPr>
+        <w:t>Dropptaggsvamp (NT)</w:t>
+      </w:r>
+      <w:r>
+        <w:t xml:space="preserve"> bildar mykorrhiza med tall, främst i barrskog med trädkontinuitet, i magra, torra och ljusöppna lavtallskogar och i barrblandskogar med friskmossor och lingon i fältskiktet. Den totala populationen i landet har minskat och bedöms fortsätta minska till följd av slutavverkningar av tallskog. Det är högst oklart om arten långsiktigt kan etablera och reproducera sig i skogsbestånd som brukas med trakthyggesmetoder, markberedning, gödsling eller föryngring med förädlat plantmaterial. Uppfyller kriterierna för att bli rödlistad på grund av ny kunskap som visar att en större andel av populationen än tidigare bedömt är knuten till kontinuitetsbarrskog. Minskningstakten för den svenska populationen bedöms vara nära gränsvärdet för Sårbar (VU). Dropptaggsvamp är typisk art för </w:t>
+      </w:r>
+      <w:r>
+        <w:rPr>
+          <w:i/>
+        </w:rPr>
+        <w:t xml:space="preserve">9010 Taiga </w:t>
+      </w:r>
+      <w:r>
+        <w:t>(SLU Artdatabanken, 2026).</w:t>
+      </w:r>
+    </w:p>
+    <w:p>
+      <w:r>
+        <w:rPr>
+          <w:b/>
+        </w:rPr>
         <w:t>Dvärgbägarlav (NT)</w:t>
       </w:r>
       <w:r>
@@ -527,6 +547,35 @@
       </w:r>
       <w:r>
         <w:t xml:space="preserve"> (SLU Artdatabanken, 2024; Nitare &amp; Skogsstyrelsen, 2019).</w:t>
+      </w:r>
+    </w:p>
+    <w:p>
+      <w:r>
+        <w:rPr>
+          <w:b/>
+        </w:rPr>
+        <w:t>Mindre märgborre</w:t>
+      </w:r>
+      <w:r>
+        <w:t xml:space="preserve"> är en signalart för tallskog med höga naturvärden och betraktas tillsammans med skarptandad barkborre som nyckelarter för ett antal sällsynta åtgärdsprogramsarter som är beroende av deras gångsystem. Bland dessa kan nämnas avlång barkborre (VU), </w:t>
+      </w:r>
+      <w:r>
+        <w:rPr>
+          <w:i/>
+        </w:rPr>
+        <w:t>Corticeus longulus</w:t>
+      </w:r>
+      <w:r>
+        <w:t xml:space="preserve"> (VU), tallgångbagge (VU), cholodkovskys bastborre (NT) och tallbarksvartbagge (NT). Den mindre märgborrens måsvingeliknande gnaggångar är lätta att känna igen och hittas ofta på grova tallgrenar på marken. Rika förekomster av främst mindre märgborre men även skarptandad barkborre är en signal för artrikedom och inventeringar har visat att det är i skogar med en naturlig självgallring som det skapas förutsättningar för dessa arter samt de efterföljande åtgärdsprogramsarterna. Tallskogar med stark förekomst av mindre märgborre och skarptandad barkborre bör avsättas som reservat. Generellt bör hänsyn tas vid slutavverkning av talldominerad skog så att avverkningsrester som gren- och toppdelar lämnas. Mindre märgborre är typisk art för </w:t>
+      </w:r>
+      <w:r>
+        <w:rPr>
+          <w:i/>
+        </w:rPr>
+        <w:t>9060 Åsbarrskog</w:t>
+      </w:r>
+      <w:r>
+        <w:t xml:space="preserve"> (SLU Artdatabanken, 2026; Pettersson, 2014; Hedgren, 2012; Gunnarsson m fl., 1999).</w:t>
       </w:r>
     </w:p>
     <w:p>
@@ -655,7 +704,7 @@
         <w:rPr>
           <w:i/>
         </w:rPr>
-        <w:t>I det avverkningsanmälda skogsområdet har 12 naturvårdsarter varav 11 rödlistade arter sina livsmiljöer och växtplatser.</w:t>
+        <w:t>I det avverkningsanmälda skogsområdet har 15 naturvårdsarter varav 12 rödlistade arter sina livsmiljöer och växtplatser.</w:t>
       </w:r>
     </w:p>
     <w:p>
@@ -852,7 +901,9 @@
         <w:pStyle w:val="Title"/>
       </w:pPr>
       <w:r>
-        <w:t>BILAGA 1 – Fridlysta arter</w:t>
+        <w:t>BILAGA 1 –</w:t>
+        <w:br/>
+        <w:t>Fridlysta och rödlistade arter</w:t>
       </w:r>
     </w:p>
     <w:p>
@@ -1087,6 +1138,200 @@
       </w:r>
       <w:r>
         <w:t>SLU Artdatabanken, Uppsala.</w:t>
+      </w:r>
+    </w:p>
+    <w:p>
+      <w:pPr>
+        <w:pStyle w:val="Heading1"/>
+      </w:pPr>
+      <w:r>
+        <w:t>Mindre märgborre – ekologi samt krav på livsmiljön</w:t>
+      </w:r>
+    </w:p>
+    <w:p>
+      <w:r>
+        <w:t xml:space="preserve">Mindre märgborre är en signalart för tallskog med höga naturvärden och kan lätt konstateras genom sina karaktäristiska måsvingeliknande gnagspår som ofta hittas på grova tallgrenar på marken. Mindre märgborre betraktas tillsammans med skarptandad barkborre som nyckelarter, eftersom en rad sällsynta efterföljande arter är beroende av deras gångsystem. Bland dessa kan nämnas åtgärdsprogramsarterna avlång barkborre (VU), </w:t>
+      </w:r>
+      <w:r>
+        <w:rPr>
+          <w:i/>
+        </w:rPr>
+        <w:t>Corticeus longulus</w:t>
+      </w:r>
+      <w:r>
+        <w:t xml:space="preserve"> (VU), tallgångbagge (VU), cholodkovskys bastborre (NT) och tallbarksvartbagge (NT) (Pettersson, 2014; Gunnarsson m fl., 1999).</w:t>
+      </w:r>
+    </w:p>
+    <w:p>
+      <w:r>
+        <w:t>Tallskogar tillhör de livsmiljöer som förändrats i stor skala, där många kvadratmil har omvandlats till unga produktionsskogar. I sådana skogar saknas förutsättningar för de ovannämnda sällsynta barkborrarna och alltmer kunskap tyder på att skogsbrukets omvandling av skogslandskapet, missgynnar åtgärdsprogrammets arter även inne i skyddade områden (Hedgren, 2012; Hedgren m.fl., 2010; Wikars m.fl., 2010; Wikars, 2009). Orsaken är sannolikt att dagens intensiva skogsbruk trivialiserar faunan på nydöda träd. Detta sker genom att generalister förökas upp i sådan grad i den brukade skogen att dessa även kommer att dominera i de för hållandevis små och fragmenterade områden som avsätts för naturvård (Appelqvist, 2005; Janzen, 1983; Ås, 1999).</w:t>
+      </w:r>
+    </w:p>
+    <w:p>
+      <w:r>
+        <w:t>Ett tydligt exempel på en generalist som gynnas av dagens skogsbruk är större märgborre på nydöd tall. Denna utvecklas förutom i vindfällen gärna i avverkningsavfall, inklusive avverkningsstubbar och röjningsstammar. Därmed har den större märgborren möjlighet att upprätthålla stora och stabila populationer på huvuddelen av landets skogsmark, vilket leder till en trivialisering av faunan. Större märgborre inverkar sannolikt direkt negativt på arter som tolvtandad barkborre (EN) och avlång barkborre (VU), och indirekt på de som är gynnade av blånadssvampar, dvs. följearter till framförallt mindre märgborre och skarptandad barkborre. De barkborrar som missgynnas av större märgborre är i mycket högre grad gynnade av tallar som dör genom självgallring, dvs. i normalfallet skog som inte används till skogsproduktion (Pettersson, 2014; Wikars, skriftl.).</w:t>
+      </w:r>
+    </w:p>
+    <w:p>
+      <w:r>
+        <w:t xml:space="preserve">Rika förekomster av främst mindre märgborre men även skarptandad barkborre är en signal för artrikedom och inventeringar har visat att det är i skogar med en naturlig självgallring som det skapas förutsättningar för dessa arter samt de efterföljande åtgärdsprogramsarterna (Pettersson, 2014; Hedgren, 2012). Tallskogar med stark förekomst av mindre märgborre och skarptandad barkborre bör avsättas som reservat. Generellt bör hänsyn tas vid slutavverkning av talldominerad skog så att avverkningsrester som gren- och toppdelar (s.k. GROT) lämnas. Mindre märgborre är typisk art för </w:t>
+      </w:r>
+      <w:r>
+        <w:rPr>
+          <w:i/>
+        </w:rPr>
+        <w:t>9060 Åsbarrskog</w:t>
+      </w:r>
+      <w:r>
+        <w:t xml:space="preserve"> (Pettersson, 2014; SLU Artdatabanken, 2026).</w:t>
+      </w:r>
+    </w:p>
+    <w:p>
+      <w:pPr>
+        <w:pStyle w:val="Heading2"/>
+      </w:pPr>
+      <w:r>
+        <w:t>Referenser – mindre märgborre</w:t>
+      </w:r>
+    </w:p>
+    <w:p>
+      <w:r>
+        <w:t xml:space="preserve">Appelqvist, T., 2005. </w:t>
+      </w:r>
+      <w:r>
+        <w:rPr>
+          <w:i/>
+        </w:rPr>
+        <w:t>Naturvårdsbiologisk forskning. Underlag för områdesskydd i landskapet.</w:t>
+      </w:r>
+      <w:r>
+        <w:t xml:space="preserve"> Naturvårdsverket, Rapport 5452.</w:t>
+      </w:r>
+    </w:p>
+    <w:p>
+      <w:r>
+        <w:t xml:space="preserve">Gunnarsson, B., Pettersson, R. B., Hake, M. och Hultengren, S. &amp; Sjöberg, K., 1999. </w:t>
+      </w:r>
+      <w:r>
+        <w:rPr>
+          <w:i/>
+        </w:rPr>
+        <w:t xml:space="preserve">Spindlar och skalbaggar som indikatorer i barrskog. </w:t>
+      </w:r>
+      <w:r>
+        <w:t>Skog &amp; Forskning, Nr. 2/99, s. 46–51.</w:t>
+      </w:r>
+    </w:p>
+    <w:p>
+      <w:r>
+        <w:t xml:space="preserve">Hedgren, O., 2012. </w:t>
+      </w:r>
+      <w:r>
+        <w:rPr>
+          <w:i/>
+        </w:rPr>
+        <w:t>Hotade insekter på tallved i Dalarna.</w:t>
+      </w:r>
+      <w:r>
+        <w:t xml:space="preserve"> Länsstyrelsen Dalarna, Naturvårdsenheten. Rapport 2012:16.</w:t>
+      </w:r>
+    </w:p>
+    <w:p>
+      <w:r>
+        <w:t xml:space="preserve">Hedgren, O. 2010. </w:t>
+      </w:r>
+      <w:r>
+        <w:rPr>
+          <w:i/>
+        </w:rPr>
+        <w:t>Vedinsekter i tallskog och på brandfält i Värmland.</w:t>
+      </w:r>
+      <w:r>
+        <w:t xml:space="preserve"> Länsstyrelsen Värmland, Stencil, 39 s.</w:t>
+      </w:r>
+    </w:p>
+    <w:p>
+      <w:r>
+        <w:t xml:space="preserve">Janzen, D. H., 1983. </w:t>
+      </w:r>
+      <w:r>
+        <w:rPr>
+          <w:i/>
+        </w:rPr>
+        <w:t>No park is an island: Increase in interference from outside as park size decreases</w:t>
+      </w:r>
+      <w:r>
+        <w:t>. Oikos 41: 402–410.</w:t>
+      </w:r>
+    </w:p>
+    <w:p>
+      <w:r>
+        <w:t xml:space="preserve">Jonsell, M., Weslien, J. &amp; Ehn ström, B., 1998. </w:t>
+      </w:r>
+      <w:r>
+        <w:rPr>
+          <w:i/>
+        </w:rPr>
+        <w:t>Substrate requirements of red-listed saproxylic invertebrates in Sweden</w:t>
+      </w:r>
+      <w:r>
+        <w:t>. Biodiversity and Conserv. 7: 749–764.</w:t>
+      </w:r>
+    </w:p>
+    <w:p>
+      <w:r>
+        <w:t xml:space="preserve">Pettersson, R. B., 2014). </w:t>
+      </w:r>
+      <w:r>
+        <w:rPr>
+          <w:i/>
+        </w:rPr>
+        <w:t>Åtgärdsprogram för skalbaggar på nyligen död tall, 2014–2018.</w:t>
+      </w:r>
+      <w:r>
+        <w:t xml:space="preserve"> Rapport 6599. Bromma: Naturvårdsverket.</w:t>
+      </w:r>
+    </w:p>
+    <w:p>
+      <w:r>
+        <w:t xml:space="preserve">SLU Artdatabanken, 2026. </w:t>
+      </w:r>
+      <w:r>
+        <w:rPr>
+          <w:i/>
+        </w:rPr>
+        <w:t xml:space="preserve">Artfaktablad. Naturvård – artfakta. </w:t>
+      </w:r>
+      <w:r>
+        <w:t>SLU Artdatabanken, Uppsala.</w:t>
+      </w:r>
+    </w:p>
+    <w:p>
+      <w:r>
+        <w:t xml:space="preserve">Wikars, L.-O., Hansson, J. &amp; Hedgren, O., 2010. </w:t>
+      </w:r>
+      <w:r>
+        <w:rPr>
+          <w:i/>
+        </w:rPr>
+        <w:t>Inventering av vedlevande skalbaggar – tallskogar i Örebro län.</w:t>
+      </w:r>
+      <w:r>
+        <w:t xml:space="preserve"> Länsstyrelsen i Örebro län, publ.nr. 2010:2.</w:t>
+      </w:r>
+    </w:p>
+    <w:p>
+      <w:r>
+        <w:t xml:space="preserve">Wikars, L.-O., 2009. </w:t>
+      </w:r>
+      <w:r>
+        <w:rPr>
+          <w:i/>
+        </w:rPr>
+        <w:t>Vedskalbaggar i Hamra nationalpark, Gävleborgs län.</w:t>
+      </w:r>
+      <w:r>
+        <w:t xml:space="preserve"> Länsstyrelsen Gävleborg, Rapport 2009:14.</w:t>
       </w:r>
     </w:p>
     <w:sectPr>
@@ -1217,7 +1462,7 @@
     <w:r>
       <w:tab/>
       <w:tab/>
-      <w:t>2026-08-17</w:t>
+      <w:t>2026-08-18</w:t>
       <w:br/>
       <w:br/>
     </w:r>

--- a/klagomål/A 30892-2026 FSC-klagomål.docx
+++ b/klagomål/A 30892-2026 FSC-klagomål.docx
@@ -1462,7 +1462,7 @@
     <w:r>
       <w:tab/>
       <w:tab/>
-      <w:t>2026-08-18</w:t>
+      <w:t>2026-08-19</w:t>
       <w:br/>
       <w:br/>
     </w:r>

--- a/klagomål/A 30892-2026 FSC-klagomål.docx
+++ b/klagomål/A 30892-2026 FSC-klagomål.docx
@@ -1462,7 +1462,7 @@
     <w:r>
       <w:tab/>
       <w:tab/>
-      <w:t>2026-08-19</w:t>
+      <w:t>2026-08-20</w:t>
       <w:br/>
       <w:br/>
     </w:r>

--- a/klagomål/A 30892-2026 FSC-klagomål.docx
+++ b/klagomål/A 30892-2026 FSC-klagomål.docx
@@ -1462,7 +1462,7 @@
     <w:r>
       <w:tab/>
       <w:tab/>
-      <w:t>2026-08-20</w:t>
+      <w:t>2026-08-21</w:t>
       <w:br/>
       <w:br/>
     </w:r>

--- a/klagomål/A 30892-2026 FSC-klagomål.docx
+++ b/klagomål/A 30892-2026 FSC-klagomål.docx
@@ -1462,7 +1462,7 @@
     <w:r>
       <w:tab/>
       <w:tab/>
-      <w:t>2026-08-21</w:t>
+      <w:t>2026-08-22</w:t>
       <w:br/>
       <w:br/>
     </w:r>
